--- a/example_articles/countries/Norway/1.countries_Norway_New_York_Times.docx
+++ b/example_articles/countries/Norway/1.countries_Norway_New_York_Times.docx
@@ -27,17 +27,17 @@
     </w:p>
     <w:p>
       <w:r>
-        <w:t>Source File: NYT/31.DOCX</w:t>
+        <w:t>Source file: NYT/31.DOCX</w:t>
       </w:r>
     </w:p>
     <w:p>
       <w:r>
-        <w:t>Raw locations result: ['Norway']</w:t>
+        <w:t>Raw locations result, 'locations': ['Norway']</w:t>
       </w:r>
     </w:p>
     <w:p>
       <w:r>
-        <w:t>countries_stand_flat (Standardized): Norway</w:t>
+        <w:t>Standardized locations result, 'countries_stand_flat': Norway</w:t>
       </w:r>
     </w:p>
     <w:p>

--- a/example_articles/countries/Norway/1.countries_Norway_New_York_Times.docx
+++ b/example_articles/countries/Norway/1.countries_Norway_New_York_Times.docx
@@ -7,7 +7,7 @@
         <w:pStyle w:val="Heading1"/>
       </w:pPr>
       <w:r>
-        <w:t>Promise of Bipartisanship Fails to Come True for an Ex-Cabinet Secretary</w:t>
+        <w:t>Uncanny Representations of Humans in Distress</w:t>
       </w:r>
     </w:p>
     <w:p>
@@ -17,12 +17,12 @@
     </w:p>
     <w:p>
       <w:r>
-        <w:t>Date: 2015-11-12</w:t>
+        <w:t>Date: 2014-05-18</w:t>
       </w:r>
     </w:p>
     <w:p>
       <w:r>
-        <w:t>Section: Section A; Column 0; National Desk; Pg. 21</w:t>
+        <w:t>Section: Section NJ; Column 0; Metropolitan Desk; Pg. 9; ART REVIEW | NEW JERSEY</w:t>
       </w:r>
     </w:p>
     <w:p>
@@ -49,60 +49,42 @@
     </w:p>
     <w:p>
       <w:r>
-        <w:t>WASHINGTON --  When President Obama first won the White House, he recruited Ray LaHood, a Republican congressman, to join his cabinet. The appointment, Mr. Obama said, ''reflects that bipartisan spirit'' that would distinguish his presidency.</w:t>
+        <w:t>Two events from the last decade demonstrate how Edvard Munch (1863-1944) remains relevant in widely varying contexts today. One is the $119.9 million price paid in 2012 for a pastel version of ''The Scream'' (1895), which made it briefly the most expensive artwork ever sold at auction. The other is a proposal to use a version of ''The Scream'' to label a nuclear waste storage site, warning future generations -- or visitors from other planets -- of the toxic dangers lurking within.</w:t>
         <w:br/>
-        <w:t xml:space="preserve">Seven years later and now out of office, Mr. LaHood has concluded that the opposite turned out to be true. Rather than reflecting the bipartisan spirit of the Obama presidency, Mr. LaHood said his appointment as secretary of transportation came to reflect its failure. </w:t>
+        <w:t>Munch's era, like our own, was filled with financial speculation, vast disparities in wealth, human displacement because of industrialization, and natural disasters. (Some art historians have linked the blood-red sky in ''The Scream'' to the 1883 eruption of Krakatau in Indonesia, which, although it happened more than a decade before the painting was made, emitted volcanic dust that produced spectacular sunsets around the world for months.)</w:t>
         <w:br/>
-        <w:t xml:space="preserve">  Despite the glowing words, Mr. Obama abandoned his promise to govern across the aisle, Mr. LaHood said in an interview. The only elected Republican in Mr. Obama's original cabinet, Mr. LaHood said the president never made a sustained effort to reach out and gave up too easily. As a result, he became isolated and reliant on a group of like-minded advisers.</w:t>
+        <w:t>It is Munch's uncanny representation of humans in distress or extreme states that resonates today, however, and that is evident in the 26 etchings, lithographs and woodcuts in ''Edvard Munch: Symbolism in Print, Masterworks from the Museum of Modern Art, New York,'' at the Princeton University Art Museum.</w:t>
         <w:br/>
-        <w:t xml:space="preserve">  That assessment from a man who served under Mr. Obama for four years punctuates Mr. LaHood's new memoir, ''Seeking Bipartisanship: My Life in Politics,'' published last month by Cambria Press. While he expressed warm feelings toward Mr. Obama and approval of many of his policies, Mr. LaHood lamented the partisan fever that characterized his time in office.</w:t>
+        <w:t>And while it seems like a small show, Munch -- as demonstrated by the potency of ''The Scream'' and a handful of other works -- was a master of evoking sensibility and expression with a few deft figures and lines. Like other artists associated with Symbolism in the late 19th century, he was more interested in mining the interior world of memory, anxiety, fear and loneliness than in recording changes in the outside world as the Impressionists did. A wall label includes a famous aphorism from his writings: ''I do not paint what I see, but what I saw.''</w:t>
         <w:br/>
-        <w:t xml:space="preserve">  ''I do not believe the White House ever committed fully to a genuine bipartisan approach to policy making, despite the president's words to the contrary,'' Mr. LaHood wrote in the book, which he produced with Frank H. Mackaman.</w:t>
+        <w:t>Printmaking fueled him in this quest. Raised in the working-class tenements of Oslo -- the city was called Kristiania at the time -- Munch was trained on a scholarship in Paris, where he encountered the work of Vincent van Gogh, Paul Gauguin and Henri de Toulouse-Lautrec. Gauguin's lithographs and woodcuts in particular inspired him, including the coarsely carved woodblocks Gauguin used for his book ''Noa Noa,'' which were left for safekeeping with a neighbor in whose apartment Munch would have seen them.</w:t>
         <w:br/>
-        <w:t xml:space="preserve">  While he said he believed that Mr. Obama was sincere when he said he wanted bipartisanship, the president was hamstrung ''by mistakes in judgment and political calculation that prevented cooperation between the political parties and sacrificed vision too easily for short-term gain.''</w:t>
+        <w:t>Prints were also more affordable than paintings and reached a wider audience. Munch had become responsible for supporting his family after his father died in 1889 -- his parents and his sister eventually died of tuberculosis -- so this was crucial. In 1893 Munch moved to Berlin, and a year later he began working with a master printmaker.</w:t>
         <w:br/>
-        <w:t xml:space="preserve">  The book is the latest from an administration insider to publicly air criticism of Mr. Obama, after memoirs by Robert M. Gates and Leon E. Panetta, who each served as defense secretary. By the seventh year of an administration, such books become increasingly common, and the White House had no comment about the latest on Wednesday.</w:t>
+        <w:t>Some of the earliest works here allude to the tragic events of his biography, including ''The Sick Child'' (1894), a drypoint, and ''Death in the Sickroom'' (1896), a lithograph that uses solid black forms for the figures and sinuous lines to capture the dark mood of the room in which his sister Sophie died.</w:t>
         <w:br/>
-        <w:t xml:space="preserve">  In the past, Mr. Obama's aides have argued that his efforts to forge bipartisanship were genuine but met with the back of the hand. Republicans, the White House has said, opted for a deliberate strategy of obstruction across the board, pointing to a comment made by Senator Mitch McConnell, the Republican leader, before the 2010 midterm elections saying that ''the single most important thing we want to achieve is for President Obama to be a one-term president.''</w:t>
+        <w:t>Other works attempt to capture emotions like loneliness or desire. ''Two People. The Lonely Ones,'' with two figures, a man and a woman, seen from behind -- a common pose in Romantic portraits -- went through multiple versions over the decades, and several are on view here. The work also has biographical links: In 1898 Munch became involved with Tulla Larsen, the daughter of a wealthy wine merchant who wanted to marry, but Munch suffered from what today might be called commitment issues.</w:t>
         <w:br/>
-        <w:t xml:space="preserve">  Mr. LaHood, however, said Mr. Obama shared responsibility, too. ''President Obama depended almost exclusively on a handful of folks situated in the White House,'' he wrote. ''He rarely sought counsel outside that group. He did not, as other presidents have done, place a high value on consulting with members of Congress.''</w:t>
+        <w:t>''I have been given a unique role to play on this earth,'' he argued in a letter quoted in a wall text, ''by a life filled with sickness, ill-starred circumstances and my profession as an artist. It is a life that contains nothing even resembling happiness.'' The couple parted in 1902.</w:t>
         <w:br/>
-        <w:t xml:space="preserve">  ''As time passed,'' he added, ''the president seemed to me to become more isolated, more insulated from those outside the in-group, less engaged with others.''</w:t>
+        <w:t>''The Kiss'' was another subject popular with Art Nouveau artists, and there are multiple versions of that here, with male and female figures entwined into one curving, organic mass. ''Anxiety'' (1896), a lithograph with undulating red lines hovering over a group of blank-faced figures, recalls the unsettling atmosphere and alienating psychology of ''The Scream.''</w:t>
         <w:br/>
-        <w:t xml:space="preserve">  Still, he did not let fellow Republicans off the hook. Mr. LaHood clearly felt disconnected from the ''ideological rigidity'' of his party's new generation, who ''inhabit a different world from mine,'' as he put it. ''Many of them do not want Congress to pass bills. Any government action is, by their definition, bad for the country.''</w:t>
+        <w:t>It was the woodcut, however, one of the oldest printmaking methods, that particularly intrigued Munch. Emulating Gauguin but expanding on his work, Munch used larger blocks and native woods like spruce, oak and birch. He also weathered his woodblocks to create a textural grain; sometimes he cut them up to create puzzle-like compositions. ''Angst'' (1896) and the fantastically eerie ''Man's Head in Woman's Hair'' (1896) use the grain of the wood to enhance the linear emphasis of the works.</w:t>
         <w:br/>
-        <w:t xml:space="preserve">  That was never Mr. LaHood's philosophy. Mr. LaHood was literally the proverbial politician from Peoria, elected to the House from Illinois in 1994 along with a wave of Republicans led by Newt Gingrich. The Lebanese-American son of parents who ran a working-class restaurant, Mr. LaHood believed in getting things done and was a popular figure with friends on both sides of the aisle.</w:t>
+        <w:t>The latter work also shows the Symbolist proclivity, at times flagrantly misogynist, for depicting women as femmes fatales. You can also see this in works like ''Vampire II'' from 1895 to 1902, in which a faceless, predatory woman hovers over her helpless man, and ''Ashes II'' and ''The Woman,'' both from 1899, and which might, in other circumstances, be seen as celebratory images of bold, strident women.</w:t>
         <w:br/>
-        <w:t xml:space="preserve">  One of those friends was Rahm Emanuel, then a Democratic congressman from Illinois. When Mr. Obama was elected in 2008 and tapped Mr. Emanuel as his White House chief of staff, Mr. Emanuel helped bring Mr. LaHood into the cabinet.</w:t>
+        <w:t>One of Munch's most famous female subjects was the ''Madonna.'' A beautiful lithograph and woodcut version on view here, made between 1895 and 1902, shows a dark, sexualized Madonna, seen from below. In the corner of the work is what looks like a fetus: the vestiges of what would have been, in earlier centuries, the Christ child seated happily on the Madonna's knee.</w:t>
         <w:br/>
-        <w:t xml:space="preserve">  While Mr. Gates was held over from a Republican administration, Mr. LaHood was the only Republican in the first cabinet who had been elected to public office. In his second term, Mr. Obama appointed former Senator Chuck Hagel, a Republican from Nebraska, as defense secretary, although he did not last long.</w:t>
+        <w:t>Taking a traditional Christian subject and updating it in the age of Nietzsche and Freud -- as well as the era of the gramophone, the typewriter and film -- Munch achieved in his moment something that was shocking, but uncannily apropos.</w:t>
         <w:br/>
-        <w:t xml:space="preserve">  In the interview and the book, Mr. LaHood recounted his excitement at joining the new administration -- and his quick disappointment at its opening gambits. In the interest of passing an economic stimulus package quickly to counter the deep recession he inherited, Mr. Obama agreed to a strategy of allowing Nancy Pelosi, the California Democrat who then served as House speaker, to pass it without Republicans.</w:t>
+        <w:t>In 1892, a solo exhibition of his works at the conservative Berlin Artists Association was shut down because of outrage over its scandalous nature. A decade later, though, Munch was a celebrated artist, championed by fellow artists for his modern sensibility. Clearly, despite the century that has passed, that sensibility, with its acute focus on human fragility, angst and uncertainty, endures today.</w:t>
         <w:br/>
-        <w:t xml:space="preserve">  ''I think they felt like they need to push this through quickly to get the economy moving,'' Mr. LaHood said in the interview. ''And, boom, they made a decision that they were going to pass economic stimulus with just Democratic votes. That was the beginning of the end of bipartisanship.''</w:t>
+        <w:t>''Edvard Munch: Symbolism in Print, Masterworks from the Museum of Modern Art, New York,'' at the Princeton University Art Museum through June 8. For information: (609) 258-3788 or artmuseum.princeton.edu.</w:t>
         <w:br/>
-        <w:t xml:space="preserve">  When Mr. Emanuel asked him to call 10 to 15 of his former Republican colleagues to lobby for the stimulus, Mr. LaHood said each complained of being shut out by Democrats. As a result, he refused to help anymore.</w:t>
-        <w:br/>
-        <w:t xml:space="preserve">  ''I called Rahm and said, 'This is mission impossible,''' he recounted in the book. ''I stopped making calls. I did not expect Republicans to roll over and accept the president's ambitious economic recovery agenda whole cloth.''</w:t>
-        <w:br/>
-        <w:t xml:space="preserve">  Mr. LaHood said that set the tone for the rest of Mr. Obama's administration. ''House Republicans deserve a fair amount of blame for the lock-step vote on stimulus,'' he wrote, because they would not meet Mr. Obama halfway. But in handing the project over to Mrs. Pelosi, he said, ''the price we paid was incalculable.''</w:t>
-        <w:br/>
-        <w:t xml:space="preserve">  He added, ''The White House had reached this decision without consulting me, the person they had selected to promote bipartisanship.''</w:t>
-        <w:br/>
-        <w:t xml:space="preserve">  Likewise, Mr. LaHood noted that cabinet meetings were scripted affairs rather than opportunities for the president to hear from anyone other than his closest aides. Cabinet meetings were held infrequently and mainly to show off what the administration was already doing, not deliberate about what it should do. ''It was all for show,'' he said.</w:t>
-        <w:br/>
-        <w:t xml:space="preserve">  Mr. LaHood said all this more in sorrow than anger. In the interview, he recalled a recent friendly visit with Mr. Obama on Air Force One when the president traveled to Chicago. ''He was very positive,'' Mr. LaHood said. ''I think he was really feeling like he was living the dream. He's not up for election. He can do what he wants to do, say what he wants to say.''</w:t>
-        <w:br/>
-        <w:t xml:space="preserve">  He said that he did not discuss his critique with the president but that he would send him a copy of the book. ''Bipartisanship is in his DNA. I'm proof of it,'' Mr. LaHood said. ''But time and intervening circumstance didn't allow him to do it in the way that he would have wanted to.''</w:t>
-        <w:br/>
-        <w:t xml:space="preserve">  And then there is Mr. LaHood's old home, Congress, where the ruling Republicans are not the same as when he was there. He knows that firsthand. His son, Darin LaHood, was just elected to his old seat in a special election in September.</w:t>
-        <w:br/>
-        <w:t xml:space="preserve">  ''He's a lot more conservative than I am, which is O.K.,'' the elder Mr. LaHood said. ''He got elected. I didn't. He'll be a good member.''</w:t>
-        <w:br/>
-        <w:t xml:space="preserve">  Follow the New York Times's politics and Washington coverage on Facebook and Twitter, and sign up for the First Draft politics newsletter.</w:t>
+        <w:t>''Edvard Munch: Symbolism in Print, Masterworks From the Museum of Modern Art, New York,'' at the Princeton University Art Museum through June 8. For information: (609) 258-3788 or artmuseum.princeton.edu.</w:t>
         <w:br/>
         <w:br/>
-        <w:t>http://www.nytimes.com/2015/11/12/us/politics/ray-lahood-memoir-obama-cabinet.html</w:t>
+        <w:t>http://www.nytimes.com/2014/05/18/nyregion/a-review-of-edvard-munch-symbolism-in-print-in-princeton.html</w:t>
         <w:br/>
         <w:br/>
         <w:t>Graphic</w:t>
@@ -110,7 +92,11 @@
         <w:br/>
         <w:t xml:space="preserve"> </w:t>
         <w:br/>
-        <w:t>PHOTOS: Ray LaHood, with President Obama in 2013, is a Republican who was Mr. Obama's transportation secretary for four years. (PHOTOGRAPH BY DOUG MILLS/THE NEW YORK TIMES)</w:t>
+        <w:t>PHOTOS: Works by Edvard Munch at the Princeton University Art Museum: ''Anxiety'' (1896), top left, a lithograph</w:t>
+        <w:br/>
+        <w:t>''Vampire II'' from 1895 to 1902, top right, lithograph and woodcut</w:t>
+        <w:br/>
+        <w:t xml:space="preserve"> and ''Death in the Sickroom'' (1896), above, a lithograph. (PHOTOGRAPHS COURTESY OF THE MUNCH MUSEUM/THE MUNCH-ELLINGSEN GROUP/ARTISTS RIGHTS SOCIETY, NEW YORK)</w:t>
       </w:r>
     </w:p>
     <w:sectPr>

--- a/example_articles/countries/Norway/1.countries_Norway_New_York_Times.docx
+++ b/example_articles/countries/Norway/1.countries_Norway_New_York_Times.docx
@@ -7,7 +7,7 @@
         <w:pStyle w:val="Heading1"/>
       </w:pPr>
       <w:r>
-        <w:t>Uncanny Representations of Humans in Distress</w:t>
+        <w:t>The 52 Places traveler: Keep Oslo Weird; Place 21</w:t>
       </w:r>
     </w:p>
     <w:p>
@@ -17,17 +17,17 @@
     </w:p>
     <w:p>
       <w:r>
-        <w:t>Date: 2014-05-18</w:t>
+        <w:t>Date: 2018-07-10</w:t>
       </w:r>
     </w:p>
     <w:p>
       <w:r>
-        <w:t>Section: Section NJ; Column 0; Metropolitan Desk; Pg. 9; ART REVIEW | NEW JERSEY</w:t>
+        <w:t>Section: TRAVEL</w:t>
       </w:r>
     </w:p>
     <w:p>
       <w:r>
-        <w:t>Source file: NYT/31.DOCX</w:t>
+        <w:t>Source file: NYT/28.DOCX</w:t>
       </w:r>
     </w:p>
     <w:p>
@@ -49,54 +49,107 @@
     </w:p>
     <w:p>
       <w:r>
-        <w:t>Two events from the last decade demonstrate how Edvard Munch (1863-1944) remains relevant in widely varying contexts today. One is the $119.9 million price paid in 2012 for a pastel version of ''The Scream'' (1895), which made it briefly the most expensive artwork ever sold at auction. The other is a proposal to use a version of ''The Scream'' to label a nuclear waste storage site, warning future generations -- or visitors from other planets -- of the toxic dangers lurking within.</w:t>
+        <w:t xml:space="preserve">Our columnist, Jada Yuan, is visiting each destination on our 52 Places to Go in 2018 list. This dispatch brings her to Oslo, Norway; it took the No. 26 spot on the list and is the 21st stop on Jada's itinerary. </w:t>
         <w:br/>
-        <w:t>Munch's era, like our own, was filled with financial speculation, vast disparities in wealth, human displacement because of industrialization, and natural disasters. (Some art historians have linked the blood-red sky in ''The Scream'' to the 1883 eruption of Krakatau in Indonesia, which, although it happened more than a decade before the painting was made, emitted volcanic dust that produced spectacular sunsets around the world for months.)</w:t>
+        <w:t xml:space="preserve">Against the bright sky of an Oslo summer evening, three bodies twirled and popped in unison beneath towering Roman columns. Another passer-by, likely drunk, motioned that I should approach very quietly, very carefully. "They are a big, big dance group," he whispered. "They were on American TV. They are my heroes!" </w:t>
         <w:br/>
-        <w:t>It is Munch's uncanny representation of humans in distress or extreme states that resonates today, however, and that is evident in the 26 etchings, lithographs and woodcuts in ''Edvard Munch: Symbolism in Print, Masterworks from the Museum of Modern Art, New York,'' at the Princeton University Art Museum.</w:t>
+        <w:t>Did he know the name of their crew? He did not.</w:t>
         <w:br/>
-        <w:t>And while it seems like a small show, Munch -- as demonstrated by the potency of ''The Scream'' and a handful of other works -- was a master of evoking sensibility and expression with a few deft figures and lines. Like other artists associated with Symbolism in the late 19th century, he was more interested in mining the interior world of memory, anxiety, fear and loneliness than in recording changes in the outside world as the Impressionists did. A wall label includes a famous aphorism from his writings: ''I do not paint what I see, but what I saw.''</w:t>
+        <w:t xml:space="preserve">Soon enough, though, the hero dancers had come over to say hi. They were Suleman and Bilal Malik, twentysomething twin Norwegian-Pakistani brothers who grew up in Oslo, and their Norwegian-Thai childhood friend Nasir Sirikhan. They are called The Quick Style, and they had paused at the monumental columns of            Deichmanske Bibliotek, the country's biggest library, because they had to perform at a friend's wedding in an hour and couldn't remember the routine. "We always used to rehearse outside," Mr. Sirikhan said. "It's nice. It's the feeling as when we started dancing." (And yes, I looked them up: They won the 2009 edition of "Norway's Got Talent," were on Jennifer Lopez's "World of Dance," and now run a dance school in China.) </w:t>
         <w:br/>
-        <w:t>Printmaking fueled him in this quest. Raised in the working-class tenements of Oslo -- the city was called Kristiania at the time -- Munch was trained on a scholarship in Paris, where he encountered the work of Vincent van Gogh, Paul Gauguin and Henri de Toulouse-Lautrec. Gauguin's lithographs and woodcuts in particular inspired him, including the coarsely carved woodblocks Gauguin used for his book ''Noa Noa,'' which were left for safekeeping with a neighbor in whose apartment Munch would have seen them.</w:t>
+        <w:t xml:space="preserve">Austin, Tex., has the slogan, "Keep Austin Weird," and I kept thinking a tweaked version would apply pretty well to Oslo. Glorious surprises seemed to lurk everywhere in this grand Nordic city: an art installation of giant inflatable balloon-bears hanging over the shopping area of Karl Johans Gate; outrageously good food; two of the most idiosyncratic sculpture parks I've ever visited. As I texted a friend, "So many nude and phallic sculptures to see, so little time!" Here are some highlights of Oslo, the Great Bizarre. </w:t>
         <w:br/>
-        <w:t>Prints were also more affordable than paintings and reached a wider audience. Munch had become responsible for supporting his family after his father died in 1889 -- his parents and his sister eventually died of tuberculosis -- so this was crucial. In 1893 Munch moved to Berlin, and a year later he began working with a master printmaker.</w:t>
+        <w:t>'Feministic Sculptures'</w:t>
         <w:br/>
-        <w:t>Some of the earliest works here allude to the tragic events of his biography, including ''The Sick Child'' (1894), a drypoint, and ''Death in the Sickroom'' (1896), a lithograph that uses solid black forms for the figures and sinuous lines to capture the dark mood of the room in which his sister Sophie died.</w:t>
+        <w:t xml:space="preserve">Climbing through the steep, forested hills of Ekebergparken Sculpture Park on the east side of the city, if you look down, you just might spot a beautifully rendered bronze statue of a woman squatting, pants around her ankles, to urinate. </w:t>
         <w:br/>
-        <w:t>Other works attempt to capture emotions like loneliness or desire. ''Two People. The Lonely Ones,'' with two figures, a man and a woman, seen from behind -- a common pose in Romantic portraits -- went through multiple versions over the decades, and several are on view here. The work also has biographical links: In 1898 Munch became involved with Tulla Larsen, the daughter of a wealthy wine merchant who wanted to marry, but Munch suffered from what today might be called commitment issues.</w:t>
+        <w:t xml:space="preserve">A 2002 self-portrait of the outspoken Swedish artist Ann-Sofi Siden, it's called "Fideicommissum," which is the name of an obsolete, centuries-old Swedish aristocratic law by which property could be handed down only to male heirs. Ms. Siden made her first version of the sculpture as part of a commission for Sweden's Wanas Castle, which dates back to the 15th century; she'd been wandering the grounds looking for inspiration and had to go. "So in the middle of everything, she's squatting down, peeing, looking at this property, realizing that 'this property would never, ever be given to me'," said Vilde Horvei, a research assistant at Ekebergparken. </w:t>
         <w:br/>
-        <w:t>''I have been given a unique role to play on this earth,'' he argued in a letter quoted in a wall text, ''by a life filled with sickness, ill-starred circumstances and my profession as an artist. It is a life that contains nothing even resembling happiness.'' The couple parted in 1902.</w:t>
+        <w:t>The sculpture also turns out to be a fountain — just one that dribbles a thin stream. "Every detail is a copy of her," Ms. Horvei said. "I had a gynecologist who was very interested in figuring out if — yes, you can see it." I, of course, looked. That is one realistic bronze vagina.</w:t>
         <w:br/>
-        <w:t>''The Kiss'' was another subject popular with Art Nouveau artists, and there are multiple versions of that here, with male and female figures entwined into one curving, organic mass. ''Anxiety'' (1896), a lithograph with undulating red lines hovering over a group of blank-faced figures, recalls the unsettling atmosphere and alienating psychology of ''The Scream.''</w:t>
+        <w:t xml:space="preserve">Ekebergparken is best known for containing the hill that likely inspired Edvard Munch to paint "The Scream." (Marina Abramovic has an installation on the same spot where you can scream overlooking the city.) But the park, built to service the city's working class, has actually been in operation for 130 years — barring World War II when it was a Nazi minefield, and, later, cemetery. Only in the past five years did it acquire a public-private artistic council dedicated to creating a world-class sculpture collection they hoped would be "feministic in all its diversity," as Ms. Vilde put it. "We are always keeping an eye out for the feminine," Ina Johanessen, the park's chief executive further explained, "whether in concept, content, or it is a female artist."    </w:t>
         <w:br/>
-        <w:t>It was the woodcut, however, one of the oldest printmaking methods, that particularly intrigued Munch. Emulating Gauguin but expanding on his work, Munch used larger blocks and native woods like spruce, oak and birch. He also weathered his woodblocks to create a textural grain; sometimes he cut them up to create puzzle-like compositions. ''Angst'' (1896) and the fantastically eerie ''Man's Head in Woman's Hair'' (1896) use the grain of the wood to enhance the linear emphasis of the works.</w:t>
+        <w:t xml:space="preserve">The park is open for free all year, 24 hours a day — although if you want to see "Ganzfield" and "Skyspace," James Turrell's disorienting light sculptures set in an old reservoir, be sure to reserve a spot on a free tour on Sundays. And stick around for            Fujiko Nakaya's "Pathfinder #18700 Oslo," which at very specific times fills the forest with mist.  </w:t>
         <w:br/>
-        <w:t>The latter work also shows the Symbolist proclivity, at times flagrantly misogynist, for depicting women as femmes fatales. You can also see this in works like ''Vampire II'' from 1895 to 1902, in which a faceless, predatory woman hovers over her helpless man, and ''Ashes II'' and ''The Woman,'' both from 1899, and which might, in other circumstances, be seen as celebratory images of bold, strident women.</w:t>
+        <w:t>A Masculine Alternative</w:t>
         <w:br/>
-        <w:t>One of Munch's most famous female subjects was the ''Madonna.'' A beautiful lithograph and woodcut version on view here, made between 1895 and 1902, shows a dark, sexualized Madonna, seen from below. In the corner of the work is what looks like a fetus: the vestiges of what would have been, in earlier centuries, the Christ child seated happily on the Madonna's knee.</w:t>
+        <w:t xml:space="preserve">You also don't want to miss Ekebergparken's polar opposite: The Vigeland Park. It's a very famous, very impressive and, as Ekebergparken's Ms. Horvei put it, "very masculine" collection of sculptures from Gustav Vigeland inside            Frogner Park in the posh west side of town. Paths are wide and manicured, as at Versailles, and contain more than 200 of the Norwegian master's bronze, granite and wrought iron renderings of the human form — including a delightfully bizarre one of a man being attacked by four babies. The culmination is a 56 foot-tall monolith of intertwined bodies. (Think the Washington Monument, but covered in naked people.) In total, it is the world's largest sculpture park made by a single artist. It's also free to visit and open 24 hours a day. </w:t>
         <w:br/>
-        <w:t>Taking a traditional Christian subject and updating it in the age of Nietzsche and Freud -- as well as the era of the gramophone, the typewriter and film -- Munch achieved in his moment something that was shocking, but uncannily apropos.</w:t>
+        <w:t xml:space="preserve">A Seaside Constitutional </w:t>
         <w:br/>
-        <w:t>In 1892, a solo exhibition of his works at the conservative Berlin Artists Association was shut down because of outrage over its scandalous nature. A decade later, though, Munch was a celebrated artist, championed by fellow artists for his modern sensibility. Clearly, despite the century that has passed, that sensibility, with its acute focus on human fragility, angst and uncertainty, endures today.</w:t>
+        <w:t xml:space="preserve">I could have spent the entire trip walking along Oslo's five-and-a-half-mile-longharbor promenade. And I would have, if it hadn't rained torrentially for most of my trip. </w:t>
         <w:br/>
-        <w:t>''Edvard Munch: Symbolism in Print, Masterworks from the Museum of Modern Art, New York,'' at the Princeton University Art Museum through June 8. For information: (609) 258-3788 or artmuseum.princeton.edu.</w:t>
+        <w:t>One sunset stroll took me past a dozen fishermen sitting on bait buckets to the Akershus Fortress, a medieval castle once used as a royal residence, where you can wander among cannons for free until 9 p.m. — or come by at 1:10 p.m. to follow            the changing of the royal guard. The guards march through city streets to            the Royal Place, the actual home of King Harald V and Queen Sonja, where you can also wander the grounds for free and pretty late.</w:t>
         <w:br/>
-        <w:t>''Edvard Munch: Symbolism in Print, Masterworks From the Museum of Modern Art, New York,'' at the Princeton University Art Museum through June 8. For information: (609) 258-3788 or artmuseum.princeton.edu.</w:t>
+        <w:t xml:space="preserve">Another day, I was overjoyed to hang out with a friend, Sam Chamberlin, the brother of my first New York City roommate, who randomly happened to be in Oslo. Sam makes boats for a living in Maine, so we, of course, had to visit the Viking Ship Museum on the city's Bygdoy peninsula — after he awoke early to walk along the water and through            a working dairy farm with free public paths next to the king's summer residence. (I overslept and took a bus.) The giant Viking-era ships were impressive, but we both agreed that we would have spent all day at the nearby            Norsk Folkemuseum. It's huge and open-air, featuring actual houses with grass roofs, or on stilts, that you get to walk through to see how Norwegian people lived from the 1500s until now. </w:t>
         <w:br/>
+        <w:t>Food as Art</w:t>
         <w:br/>
-        <w:t>http://www.nytimes.com/2014/05/18/nyregion/a-review-of-edvard-munch-symbolism-in-print-in-princeton.html</w:t>
+        <w:t xml:space="preserve">The green asparagus I had eaten at Kontrast, chef Mikael Svensson's Michelin-starred restaurant, were, he told me, from a farm on the other side of the Oslo Fjord. The wasabi leaves that had topped it, along with a buttery sauce of fermented mackerel, came from a friend of his who is growing weird herbs in his garage. "The whole menu you had is never going to exist again," he said, because he only works with fresh, local ingredients. "Asparagus season is like three weeks and then it's over. You had the very last asparagus that there is, and then we have to wait a year." </w:t>
         <w:br/>
+        <w:t>Mr. Svensson grew up cooking with whole animals in the Swedish countryside and is part of a larger wave of young Oslo chefs who traffic in bold experimentation and hearty flavors rather than the minimalism of, as he calls it, "boring New Nordic" cuisine. The orange marigolds that topped my dessert of milk ice cream and sea buckthorn curd had come from the restaurant's rooftop garden, where we spoke. The tender king crab I ate had spent no more than an hour out of water before getting to my table. With its topping of fresh rosehip and sauce of rhubarb juice and brandy, it had appeared on my plate like a red and white flower, floating in a tiny red pond. (The 10-course tasting menu is 1,450 kroner, about $178.)</w:t>
         <w:br/>
-        <w:t>Graphic</w:t>
+        <w:t>Modern Love</w:t>
         <w:br/>
+        <w:t xml:space="preserve">Beyond the Folk Museum, the place where I could have spent all day was the Astrup Fearnley Museum of Modern Art. It's right on the Oslo Fjord in a glorious neo-modernist building designed by Renzo Piano, and its permanent collection includes Jeff Koons's "Michael Jackson and Bubbles" and Anselm Keifer's            monstrous, Bibically-themed installation of lead books. But I was most taken by an eclectic exhibition in which visitors could wander from a fluorescent sculpture by Robert Irwin to free-standing walls arranged like dominoes and hung with paintings from Takashi Murakami and Richard Serra. Even the colorful chairs we all plopped down in from time to time turned out to be sculptures by the late Australian provocateur Franz West. (Download their app for a free audio guide.) </w:t>
         <w:br/>
-        <w:t xml:space="preserve"> </w:t>
+        <w:t xml:space="preserve">Practical Tips </w:t>
         <w:br/>
-        <w:t>PHOTOS: Works by Edvard Munch at the Princeton University Art Museum: ''Anxiety'' (1896), top left, a lithograph</w:t>
+        <w:t xml:space="preserve"> — Oslo has some of the least intuitive restaurant hours that I have experienced on this trip so far; many places of note are closed Sundays and Mondays. Maaemo, the one restaurant in the city with three Michelin stars, is closed Tuesdays, too.            Le Benjamin, though, is open on Sundays and where all the restaurant people go. "No one eats on Mondays," Mr. Svensson said.</w:t>
         <w:br/>
-        <w:t>''Vampire II'' from 1895 to 1902, top right, lithograph and woodcut</w:t>
+        <w:t>— Food halls are a way to stave off hunger and try out a billion sumptuous options. Vippa has a hippie vibe and Ethiopian and Mexican fare. The more upscale            Mathallen Oslo, next door to Kontrast, is where you get gelato,            duck confit sandwiches and reindeer sausage. They're both closed Mondays. I recommend drinking your calories; Sam and I loved the plant-filled cocktail bar            Torggata Botaniske.</w:t>
         <w:br/>
-        <w:t xml:space="preserve"> and ''Death in the Sickroom'' (1896), above, a lithograph. (PHOTOGRAPHS COURTESY OF THE MUNCH MUSEUM/THE MUNCH-ELLINGSEN GROUP/ARTISTS RIGHTS SOCIETY, NEW YORK)</w:t>
+        <w:t xml:space="preserve">— If you're planning on cramming in a lot of attractions, consider an Oslo Pass. Prices start around $49 a day (395 kroner) and it pays itself back in unlimited entrance fees to 30 museums, public pools, and public transport. (Again, check what is closed Sundays and Mondays — a lot!) </w:t>
+        <w:br/>
+        <w:t xml:space="preserve">Among other stops, I used my pass to run into The National Gallery for 30 minutes before closing and pose in front of Edvard Munch's "The Scream." Can't say I'm proud of it, but I do think I got my money's worth.  </w:t>
+        <w:br/>
+        <w:t>Jada Yuan is traveling to every place on this year's 52 Places to Go list. For more coverage, or to send Jada tips and suggestions, please follow her on Twitter at @jadabird and on Instagram at @alphajada.</w:t>
+        <w:br/>
+        <w:t>Previous dispatches:</w:t>
+        <w:br/>
+        <w:t>1: New Orleans</w:t>
+        <w:br/>
+        <w:t>2: Chattanooga, Tenn.</w:t>
+        <w:br/>
+        <w:t>3. Montgomery, Ala.</w:t>
+        <w:br/>
+        <w:t>4. Disney Springs, Fla.</w:t>
+        <w:br/>
+        <w:t>5. Trinidad and St. Lucia and San Juan, P.R.</w:t>
+        <w:br/>
+        <w:t>6. Peninsula Papagayo, Costa Rica</w:t>
+        <w:br/>
+        <w:t xml:space="preserve">7. Kuélap, Peru </w:t>
+        <w:br/>
+        <w:t>8. Bogotá, Colombia</w:t>
+        <w:br/>
+        <w:t>9. La Paz, Bolivia</w:t>
+        <w:br/>
+        <w:t>10. Los Cabos, Mexico</w:t>
+        <w:br/>
+        <w:t>11. Chile's Route of Parks</w:t>
+        <w:br/>
+        <w:t>12: Denver, Colo.</w:t>
+        <w:br/>
+        <w:t>13: Rogue River, Ore.</w:t>
+        <w:br/>
+        <w:t>14: Seattle</w:t>
+        <w:br/>
+        <w:t xml:space="preserve">15: Branson, Mo. </w:t>
+        <w:br/>
+        <w:t>16: Cincinnati, Ohio</w:t>
+        <w:br/>
+        <w:t xml:space="preserve">17: Saskatoon, Saskatchewan </w:t>
+        <w:br/>
+        <w:t xml:space="preserve">18: Buffalo, N.Y. </w:t>
+        <w:br/>
+        <w:t>19: Baltimore</w:t>
+        <w:br/>
+        <w:t>20: Iceland</w:t>
+        <w:br/>
+        <w:t>Next dispatch: Bristol, England and Glasgow, Scotland</w:t>
+        <w:br/>
+        <w:t>PHOTO:  (PHOTOGRAPH BY Jada Yuan/The New York Times FOR THE NEW YORK TIMES)</w:t>
       </w:r>
     </w:p>
     <w:sectPr>

--- a/example_articles/countries/Norway/1.countries_Norway_New_York_Times.docx
+++ b/example_articles/countries/Norway/1.countries_Norway_New_York_Times.docx
@@ -7,7 +7,7 @@
         <w:pStyle w:val="Heading1"/>
       </w:pPr>
       <w:r>
-        <w:t>The 52 Places traveler: Keep Oslo Weird; Place 21</w:t>
+        <w:t>The Shortlist / Scandinavian Novels</w:t>
       </w:r>
     </w:p>
     <w:p>
@@ -17,17 +17,17 @@
     </w:p>
     <w:p>
       <w:r>
-        <w:t>Date: 2018-07-10</w:t>
+        <w:t>Date: 2018-08-26</w:t>
       </w:r>
     </w:p>
     <w:p>
       <w:r>
-        <w:t>Section: TRAVEL</w:t>
+        <w:t>Section: Section BR; Column 0; Book Review Desk; Pg. 26; THE SHORTLIST</w:t>
       </w:r>
     </w:p>
     <w:p>
       <w:r>
-        <w:t>Source file: NYT/28.DOCX</w:t>
+        <w:t>Source file: NYT/21.DOCX</w:t>
       </w:r>
     </w:p>
     <w:p>
@@ -49,107 +49,46 @@
     </w:p>
     <w:p>
       <w:r>
-        <w:t xml:space="preserve">Our columnist, Jada Yuan, is visiting each destination on our 52 Places to Go in 2018 list. This dispatch brings her to Oslo, Norway; it took the No. 26 spot on the list and is the 21st stop on Jada's itinerary. </w:t>
+        <w:t>LOVE By Hanne Orstavik Translated by Martin Aitken 125 pp. Archipelago. Paper, $17.</w:t>
         <w:br/>
-        <w:t xml:space="preserve">Against the bright sky of an Oslo summer evening, three bodies twirled and popped in unison beneath towering Roman columns. Another passer-by, likely drunk, motioned that I should approach very quietly, very carefully. "They are a big, big dance group," he whispered. "They were on American TV. They are my heroes!" </w:t>
+        <w:t xml:space="preserve">''Love,'' a trim and electrifying novel, is set over the course of a single winter night in a small town in northern Norway. Orstavik shimmers between 8-year-old Jon and his single mother, Vibeke, on the eve of Jon's ninth birthday (an occasion of which only one of them seems aware). Each sets out for the evening without the other realizing it, Jon to sell raffle tickets for a school fund-raiser and Vibeke to visit the library. Finding it closed, Vibeke resigns herself to dropping by a ramshackle carnival instead. Jon's plans, too, get away from him, and soon both story lines are seeped in tension and dread. </w:t>
         <w:br/>
-        <w:t>Did he know the name of their crew? He did not.</w:t>
+        <w:t xml:space="preserve">  The real-time urgency of ''Love'' is undergirded by the present tense and made incandescent by Orstavik's seemingly effortless omniscient perspective, sometimes switching between Jon's mind and Vibeke's from sentence to sentence. The pronouns work overtime to signal shifts of perspective in Aitken's taut translation from Norwegian, pivoting elegantly from Vibeke to Jon and back as they brave everyday threats.</w:t>
         <w:br/>
-        <w:t xml:space="preserve">Soon enough, though, the hero dancers had come over to say hi. They were Suleman and Bilal Malik, twentysomething twin Norwegian-Pakistani brothers who grew up in Oslo, and their Norwegian-Thai childhood friend Nasir Sirikhan. They are called The Quick Style, and they had paused at the monumental columns of            Deichmanske Bibliotek, the country's biggest library, because they had to perform at a friend's wedding in an hour and couldn't remember the routine. "We always used to rehearse outside," Mr. Sirikhan said. "It's nice. It's the feeling as when we started dancing." (And yes, I looked them up: They won the 2009 edition of "Norway's Got Talent," were on Jennifer Lopez's "World of Dance," and now run a dance school in China.) </w:t>
+        <w:t xml:space="preserve">  Orstavik's mastery of perspective and clean, crackling sentences prevent sentimentality or sensationalism from trailing this story of a woman and her accidentally untended child. Both of them long for love, but the desire lines of the book are beautifully crooked. Jon wants his mother, and to be let in out of the cold. Meanwhile, Vibeke pursues Tom, a carnival worker, and revises her standards for an erotic encounter steadily downward.</w:t>
         <w:br/>
-        <w:t xml:space="preserve">Austin, Tex., has the slogan, "Keep Austin Weird," and I kept thinking a tweaked version would apply pretty well to Oslo. Glorious surprises seemed to lurk everywhere in this grand Nordic city: an art installation of giant inflatable balloon-bears hanging over the shopping area of Karl Johans Gate; outrageously good food; two of the most idiosyncratic sculpture parks I've ever visited. As I texted a friend, "So many nude and phallic sculptures to see, so little time!" Here are some highlights of Oslo, the Great Bizarre. </w:t>
+        <w:t xml:space="preserve">  Vibeke is a mesmerizing character, Orstavik sketching the contours of her loneliness within a fun fair too rinky-dink to have a Ferris wheel. We watch, hypnotized yet removed, as she turns from the innocent love of her child and sifts through Tom's silent scraps: ''He looks down into his beer and a curl of blond hair falls against his cheek with an affirmative bounce, a little yes.''</w:t>
         <w:br/>
-        <w:t>'Feministic Sculptures'</w:t>
+        <w:t xml:space="preserve">  Vibeke's sensual longing is a hunger that might offer deeper wisdom: ''He's a man for me, she thinks. ... The insight is physical. The body can be trusted.'' Bodies are not so trustworthy for young Jon, lured by a witchy figure into a warm car. The primeval darkness of the forest looms, biting as the cold that seems a character throughout this excellent novel of near misses.</w:t>
         <w:br/>
-        <w:t xml:space="preserve">Climbing through the steep, forested hills of Ekebergparken Sculpture Park on the east side of the city, if you look down, you just might spot a beautifully rendered bronze statue of a woman squatting, pants around her ankles, to urinate. </w:t>
+        <w:t xml:space="preserve">  WAIT, BLINK By Gunnhild Oyehaug Translated by Kari Dickson 276 pp. Farrar, Straus &amp; Giroux. $25</w:t>
         <w:br/>
-        <w:t xml:space="preserve">A 2002 self-portrait of the outspoken Swedish artist Ann-Sofi Siden, it's called "Fideicommissum," which is the name of an obsolete, centuries-old Swedish aristocratic law by which property could be handed down only to male heirs. Ms. Siden made her first version of the sculpture as part of a commission for Sweden's Wanas Castle, which dates back to the 15th century; she'd been wandering the grounds looking for inspiration and had to go. "So in the middle of everything, she's squatting down, peeing, looking at this property, realizing that 'this property would never, ever be given to me'," said Vilde Horvei, a research assistant at Ekebergparken. </w:t>
+        <w:t xml:space="preserve">  Love is pursued straightforwardly in ''Wait, Blink,'' Oyehaug's first novel to appear in English and the follow-up to her widely lauded story collection, ''Knots.'' Every chapter offers a different consciousness: Sigrid, a dreamy young literature student; Kare Tryvle, the 43-year-old writer Sigrid adores; Wanda, Kare's bassist ex; a filmmaker named Linnea and her producer, Robert; Viggo, ''a dreamer, a thinker, a lone wolf.'' Each character is striving for, and/or reeling from, a heterosexual relationship. The standout is Trine, a performance artist and new mother who is forced to cancel her ''masturbation performance'' at the opening of an exhibition of ''Women in Norwegian Art'' when faced with a breast-pumping emergency. Trine relocates her performance to the museum's public bathroom, where she milks herself into a toilet. It's an art monster move of the first order, but Trine is too exhausted and angry afterward to bask in her audience's patronizing admiration.</w:t>
         <w:br/>
-        <w:t>The sculpture also turns out to be a fountain — just one that dribbles a thin stream. "Every detail is a copy of her," Ms. Horvei said. "I had a gynecologist who was very interested in figuring out if — yes, you can see it." I, of course, looked. That is one realistic bronze vagina.</w:t>
+        <w:t xml:space="preserve">  ''Wait, Blink'' feels most organic in these moments of squalor and when its plotlines intersect, an impressive feat given that its narrators revel in serendipity and coincidence. Allusions to Dante and Cervantes clang interestingly against the novel's lively pop-culture riffs, among them a breakup occasioned by a feminist interpretation of ''Kill Bill Vol. 2'' and a scatological spoof of Sofia Coppola's ''Lost in Translation.'' The form that most influences these pages seems to be the screenplay, and despite her stylish intelligence and sparkplug characters Oyehaug struggles to scratch the narrative's cinematic veneer. ''Wait, Blink'' has already been made into a film.</w:t>
         <w:br/>
-        <w:t xml:space="preserve">Ekebergparken is best known for containing the hill that likely inspired Edvard Munch to paint "The Scream." (Marina Abramovic has an installation on the same spot where you can scream overlooking the city.) But the park, built to service the city's working class, has actually been in operation for 130 years — barring World War II when it was a Nazi minefield, and, later, cemetery. Only in the past five years did it acquire a public-private artistic council dedicated to creating a world-class sculpture collection they hoped would be "feministic in all its diversity," as Ms. Vilde put it. "We are always keeping an eye out for the feminine," Ina Johanessen, the park's chief executive further explained, "whether in concept, content, or it is a female artist."    </w:t>
+        <w:t xml:space="preserve">  [ Read our reviews of ''T. Singer'' and ''Armand V.,'' newly translated novels by Norwegian master Dag Solstad ]</w:t>
         <w:br/>
-        <w:t xml:space="preserve">The park is open for free all year, 24 hours a day — although if you want to see "Ganzfield" and "Skyspace," James Turrell's disorienting light sculptures set in an old reservoir, be sure to reserve a spot on a free tour on Sundays. And stick around for            Fujiko Nakaya's "Pathfinder #18700 Oslo," which at very specific times fills the forest with mist.  </w:t>
+        <w:t xml:space="preserve">  MIRROR, SHOULDER, SIGNAL By Dorthe Nors Translated by Misha Hoekstra 188 pp. Graywolf. Paper, $16.</w:t>
         <w:br/>
-        <w:t>A Masculine Alternative</w:t>
+        <w:t xml:space="preserve">  Sonja is a childless 40-something translator of misogynistic thrillers devoured by her Danish countrymen. She longs for her home in rural Jutland, a rustic landscape of sold-off farms, aggressive drivers, rye fields and what's left of Denmark's natural sublime. Cosmopolitan Copenhagen once offered Sonja cultural refuge, but now ''the parties have turned into receptions.'' Fleeing a meditation retreat in a deer park hosted by her New Age masseuse, Sonja realizes that paid touch and urban simulacra of wilderness have worn thin.</w:t>
         <w:br/>
-        <w:t xml:space="preserve">You also don't want to miss Ekebergparken's polar opposite: The Vigeland Park. It's a very famous, very impressive and, as Ekebergparken's Ms. Horvei put it, "very masculine" collection of sculptures from Gustav Vigeland inside            Frogner Park in the posh west side of town. Paths are wide and manicured, as at Versailles, and contain more than 200 of the Norwegian master's bronze, granite and wrought iron renderings of the human form — including a delightfully bizarre one of a man being attacked by four babies. The culmination is a 56 foot-tall monolith of intertwined bodies. (Think the Washington Monument, but covered in naked people.) In total, it is the world's largest sculpture park made by a single artist. It's also free to visit and open 24 hours a day. </w:t>
+        <w:t xml:space="preserve">  As with the best books, plot summary fails to bottle the lightning of ''Mirror, Shoulder, Signal.'' Despite chronic vertigo inherited from her mother, Sonja wants to learn to drive, and most of the external friction of this novel stems from her decision to register a formal complaint about her ineffectual driving-school instructor. The mind is Nors's landscape, and yearning her true subject. Sonja's is an objectless yearning, deeper than nostalgia. Page after addictive page, Nors pushes Sonja beyond her class betrayal and survivor's guilt, beyond anger at her mother for encouraging her independence, into and, miraculously, out of a profound dislocation of the soul embodied by her vertigo, which bursts forth in a gorgeous, breathless finale.</w:t>
         <w:br/>
-        <w:t xml:space="preserve">A Seaside Constitutional </w:t>
+        <w:t xml:space="preserve">  Nors, author of ''So Much for That Winter'' and ''Karate Chop,'' lingers on Sonya's small acts of heroism: complimenting an ugly baby while its mother shops for plus-sized clothes, composing an honest letter to her housewife sister, offering a tourist directions. Nors gives the invisible woman the dignity of her artful gaze; as Sonja thinks on the masseuse's table, ''It's wonderful being delved into.'' This triumphant novel sounds the depths of women's unseen strength in a register that reconciles enlightened feminism with working-class rage.</w:t>
         <w:br/>
-        <w:t xml:space="preserve">I could have spent the entire trip walking along Oslo's five-and-a-half-mile-longharbor promenade. And I would have, if it hadn't rained torrentially for most of my trip. </w:t>
+        <w:t xml:space="preserve">  Follow New York Times Books on Facebook and Twitter, sign up for our newsletter or our literary calendar. And listen to us on the Book Review podcast.</w:t>
         <w:br/>
-        <w:t>One sunset stroll took me past a dozen fishermen sitting on bait buckets to the Akershus Fortress, a medieval castle once used as a royal residence, where you can wander among cannons for free until 9 p.m. — or come by at 1:10 p.m. to follow            the changing of the royal guard. The guards march through city streets to            the Royal Place, the actual home of King Harald V and Queen Sonja, where you can also wander the grounds for free and pretty late.</w:t>
         <w:br/>
-        <w:t xml:space="preserve">Another day, I was overjoyed to hang out with a friend, Sam Chamberlin, the brother of my first New York City roommate, who randomly happened to be in Oslo. Sam makes boats for a living in Maine, so we, of course, had to visit the Viking Ship Museum on the city's Bygdoy peninsula — after he awoke early to walk along the water and through            a working dairy farm with free public paths next to the king's summer residence. (I overslept and took a bus.) The giant Viking-era ships were impressive, but we both agreed that we would have spent all day at the nearby            Norsk Folkemuseum. It's huge and open-air, featuring actual houses with grass roofs, or on stilts, that you get to walk through to see how Norwegian people lived from the 1500s until now. </w:t>
+        <w:t>https://www.nytimes.com/2018/08/24/books/review/love-hanne-orstavik-scandinavian-novels.html</w:t>
         <w:br/>
-        <w:t>Food as Art</w:t>
         <w:br/>
-        <w:t xml:space="preserve">The green asparagus I had eaten at Kontrast, chef Mikael Svensson's Michelin-starred restaurant, were, he told me, from a farm on the other side of the Oslo Fjord. The wasabi leaves that had topped it, along with a buttery sauce of fermented mackerel, came from a friend of his who is growing weird herbs in his garage. "The whole menu you had is never going to exist again," he said, because he only works with fresh, local ingredients. "Asparagus season is like three weeks and then it's over. You had the very last asparagus that there is, and then we have to wait a year." </w:t>
+        <w:t>Graphic</w:t>
         <w:br/>
-        <w:t>Mr. Svensson grew up cooking with whole animals in the Swedish countryside and is part of a larger wave of young Oslo chefs who traffic in bold experimentation and hearty flavors rather than the minimalism of, as he calls it, "boring New Nordic" cuisine. The orange marigolds that topped my dessert of milk ice cream and sea buckthorn curd had come from the restaurant's rooftop garden, where we spoke. The tender king crab I ate had spent no more than an hour out of water before getting to my table. With its topping of fresh rosehip and sauce of rhubarb juice and brandy, it had appeared on my plate like a red and white flower, floating in a tiny red pond. (The 10-course tasting menu is 1,450 kroner, about $178.)</w:t>
         <w:br/>
-        <w:t>Modern Love</w:t>
+        <w:t xml:space="preserve"> </w:t>
         <w:br/>
-        <w:t xml:space="preserve">Beyond the Folk Museum, the place where I could have spent all day was the Astrup Fearnley Museum of Modern Art. It's right on the Oslo Fjord in a glorious neo-modernist building designed by Renzo Piano, and its permanent collection includes Jeff Koons's "Michael Jackson and Bubbles" and Anselm Keifer's            monstrous, Bibically-themed installation of lead books. But I was most taken by an eclectic exhibition in which visitors could wander from a fluorescent sculpture by Robert Irwin to free-standing walls arranged like dominoes and hung with paintings from Takashi Murakami and Richard Serra. Even the colorful chairs we all plopped down in from time to time turned out to be sculptures by the late Australian provocateur Franz West. (Download their app for a free audio guide.) </w:t>
-        <w:br/>
-        <w:t xml:space="preserve">Practical Tips </w:t>
-        <w:br/>
-        <w:t xml:space="preserve"> — Oslo has some of the least intuitive restaurant hours that I have experienced on this trip so far; many places of note are closed Sundays and Mondays. Maaemo, the one restaurant in the city with three Michelin stars, is closed Tuesdays, too.            Le Benjamin, though, is open on Sundays and where all the restaurant people go. "No one eats on Mondays," Mr. Svensson said.</w:t>
-        <w:br/>
-        <w:t>— Food halls are a way to stave off hunger and try out a billion sumptuous options. Vippa has a hippie vibe and Ethiopian and Mexican fare. The more upscale            Mathallen Oslo, next door to Kontrast, is where you get gelato,            duck confit sandwiches and reindeer sausage. They're both closed Mondays. I recommend drinking your calories; Sam and I loved the plant-filled cocktail bar            Torggata Botaniske.</w:t>
-        <w:br/>
-        <w:t xml:space="preserve">— If you're planning on cramming in a lot of attractions, consider an Oslo Pass. Prices start around $49 a day (395 kroner) and it pays itself back in unlimited entrance fees to 30 museums, public pools, and public transport. (Again, check what is closed Sundays and Mondays — a lot!) </w:t>
-        <w:br/>
-        <w:t xml:space="preserve">Among other stops, I used my pass to run into The National Gallery for 30 minutes before closing and pose in front of Edvard Munch's "The Scream." Can't say I'm proud of it, but I do think I got my money's worth.  </w:t>
-        <w:br/>
-        <w:t>Jada Yuan is traveling to every place on this year's 52 Places to Go list. For more coverage, or to send Jada tips and suggestions, please follow her on Twitter at @jadabird and on Instagram at @alphajada.</w:t>
-        <w:br/>
-        <w:t>Previous dispatches:</w:t>
-        <w:br/>
-        <w:t>1: New Orleans</w:t>
-        <w:br/>
-        <w:t>2: Chattanooga, Tenn.</w:t>
-        <w:br/>
-        <w:t>3. Montgomery, Ala.</w:t>
-        <w:br/>
-        <w:t>4. Disney Springs, Fla.</w:t>
-        <w:br/>
-        <w:t>5. Trinidad and St. Lucia and San Juan, P.R.</w:t>
-        <w:br/>
-        <w:t>6. Peninsula Papagayo, Costa Rica</w:t>
-        <w:br/>
-        <w:t xml:space="preserve">7. Kuélap, Peru </w:t>
-        <w:br/>
-        <w:t>8. Bogotá, Colombia</w:t>
-        <w:br/>
-        <w:t>9. La Paz, Bolivia</w:t>
-        <w:br/>
-        <w:t>10. Los Cabos, Mexico</w:t>
-        <w:br/>
-        <w:t>11. Chile's Route of Parks</w:t>
-        <w:br/>
-        <w:t>12: Denver, Colo.</w:t>
-        <w:br/>
-        <w:t>13: Rogue River, Ore.</w:t>
-        <w:br/>
-        <w:t>14: Seattle</w:t>
-        <w:br/>
-        <w:t xml:space="preserve">15: Branson, Mo. </w:t>
-        <w:br/>
-        <w:t>16: Cincinnati, Ohio</w:t>
-        <w:br/>
-        <w:t xml:space="preserve">17: Saskatoon, Saskatchewan </w:t>
-        <w:br/>
-        <w:t xml:space="preserve">18: Buffalo, N.Y. </w:t>
-        <w:br/>
-        <w:t>19: Baltimore</w:t>
-        <w:br/>
-        <w:t>20: Iceland</w:t>
-        <w:br/>
-        <w:t>Next dispatch: Bristol, England and Glasgow, Scotland</w:t>
-        <w:br/>
-        <w:t>PHOTO:  (PHOTOGRAPH BY Jada Yuan/The New York Times FOR THE NEW YORK TIMES)</w:t>
+        <w:t>DRAWING (DRAWING BY JOHN GALL)</w:t>
       </w:r>
     </w:p>
     <w:sectPr>
